--- a/docs/superpowers/plans/2026-05-21-wave2-flavor-scaffolds.docx
+++ b/docs/superpowers/plans/2026-05-21-wave2-flavor-scaffolds.docx
@@ -10,57 +10,7 @@
         <w:t xml:space="preserve">Herald</w:t>
       </w:r>
     </w:p>
-    <w:p>
-      <w:pPr>
-        <w:pStyle w:val="FirstParagraph"/>
-      </w:pPr>
-      <w:r>
-        <w:drawing>
-          <wp:inline>
-            <wp:extent cx="1625600" cy="1625600"/>
-            <wp:effectExtent b="0" l="0" r="0" t="0"/>
-            <wp:docPr descr="Herald" title="" id="10" name="Picture"/>
-            <a:graphic>
-              <a:graphicData uri="http://schemas.openxmlformats.org/drawingml/2006/picture">
-                <pic:pic>
-                  <pic:nvPicPr>
-                    <pic:cNvPr descr="../../../assets/logo/herald_logo_square_128.png" id="11" name="Picture"/>
-                    <pic:cNvPicPr>
-                      <a:picLocks noChangeArrowheads="1" noChangeAspect="1"/>
-                    </pic:cNvPicPr>
-                  </pic:nvPicPr>
-                  <pic:blipFill>
-                    <a:blip r:embed="rId9"/>
-                    <a:stretch>
-                      <a:fillRect/>
-                    </a:stretch>
-                  </pic:blipFill>
-                  <pic:spPr bwMode="auto">
-                    <a:xfrm>
-                      <a:off x="0" y="0"/>
-                      <a:ext cx="1625600" cy="1625600"/>
-                    </a:xfrm>
-                    <a:prstGeom prst="rect">
-                      <a:avLst/>
-                    </a:prstGeom>
-                    <a:noFill/>
-                    <a:ln w="9525">
-                      <a:noFill/>
-                      <a:headEnd/>
-                      <a:tailEnd/>
-                    </a:ln>
-                  </pic:spPr>
-                </pic:pic>
-              </a:graphicData>
-            </a:graphic>
-          </wp:inline>
-        </w:drawing>
-      </w:r>
-      <w:r>
-        <w:t xml:space="preserve">{width=96px height=96px}</w:t>
-      </w:r>
-    </w:p>
-    <w:bookmarkStart w:id="34" w:name="X69b6db49e5894e95c76217ae2f04dcc60f6105c"/>
+    <w:bookmarkStart w:id="31" w:name="X69b6db49e5894e95c76217ae2f04dcc60f6105c"/>
     <w:p>
       <w:pPr>
         <w:pStyle w:val="Heading1"/>
@@ -347,7 +297,7 @@
       <w:r>
         <w:t xml:space="preserve"> </w:t>
       </w:r>
-      <w:hyperlink r:id="rId12">
+      <w:hyperlink r:id="rId9">
         <w:r>
           <w:rPr>
             <w:rStyle w:val="VerbatimChar"/>
@@ -468,7 +418,7 @@
         </w:pict>
       </w:r>
     </w:p>
-    <w:bookmarkStart w:id="15" w:name="file-structure"/>
+    <w:bookmarkStart w:id="12" w:name="file-structure"/>
     <w:p>
       <w:pPr>
         <w:pStyle w:val="Heading2"/>
@@ -477,7 +427,7 @@
         <w:t xml:space="preserve">File Structure</w:t>
       </w:r>
     </w:p>
-    <w:bookmarkStart w:id="13" w:name="create"/>
+    <w:bookmarkStart w:id="10" w:name="create"/>
     <w:p>
       <w:pPr>
         <w:pStyle w:val="Heading3"/>
@@ -1247,8 +1197,8 @@
         </w:tc>
       </w:tr>
     </w:tbl>
-    <w:bookmarkEnd w:id="13"/>
-    <w:bookmarkStart w:id="14" w:name="modify"/>
+    <w:bookmarkEnd w:id="10"/>
+    <w:bookmarkStart w:id="11" w:name="modify"/>
     <w:p>
       <w:pPr>
         <w:pStyle w:val="Heading3"/>
@@ -1755,9 +1705,9 @@
         </w:pict>
       </w:r>
     </w:p>
-    <w:bookmarkEnd w:id="14"/>
-    <w:bookmarkEnd w:id="15"/>
-    <w:bookmarkStart w:id="16" w:name="Xbd4e23f4946ab40b50298387fc23205bed0c955"/>
+    <w:bookmarkEnd w:id="11"/>
+    <w:bookmarkEnd w:id="12"/>
+    <w:bookmarkStart w:id="13" w:name="Xbd4e23f4946ab40b50298387fc23205bed0c955"/>
     <w:p>
       <w:pPr>
         <w:pStyle w:val="Heading2"/>
@@ -4146,8 +4096,8 @@
         </w:pict>
       </w:r>
     </w:p>
-    <w:bookmarkEnd w:id="16"/>
-    <w:bookmarkStart w:id="17" w:name="Xb48e45889c807a0f7d968c82dc9ef5033f43d3d"/>
+    <w:bookmarkEnd w:id="13"/>
+    <w:bookmarkStart w:id="14" w:name="Xb48e45889c807a0f7d968c82dc9ef5033f43d3d"/>
     <w:p>
       <w:pPr>
         <w:pStyle w:val="Heading2"/>
@@ -9889,8 +9839,8 @@
         </w:pict>
       </w:r>
     </w:p>
-    <w:bookmarkEnd w:id="17"/>
-    <w:bookmarkStart w:id="18" w:name="X51dd0187d37ba6be96442f67986617b3e30a08f"/>
+    <w:bookmarkEnd w:id="14"/>
+    <w:bookmarkStart w:id="15" w:name="X51dd0187d37ba6be96442f67986617b3e30a08f"/>
     <w:p>
       <w:pPr>
         <w:pStyle w:val="Heading2"/>
@@ -15139,8 +15089,8 @@
         </w:pict>
       </w:r>
     </w:p>
-    <w:bookmarkEnd w:id="18"/>
-    <w:bookmarkStart w:id="19" w:name="Xa951bbf49286034f4140ff3953a61ddb762b3c0"/>
+    <w:bookmarkEnd w:id="15"/>
+    <w:bookmarkStart w:id="16" w:name="Xa951bbf49286034f4140ff3953a61ddb762b3c0"/>
     <w:p>
       <w:pPr>
         <w:pStyle w:val="Heading2"/>
@@ -20134,8 +20084,8 @@
         </w:pict>
       </w:r>
     </w:p>
-    <w:bookmarkEnd w:id="19"/>
-    <w:bookmarkStart w:id="20" w:name="X79c31f70adb5a79f5a46aa440f26fe1c8fa00f5"/>
+    <w:bookmarkEnd w:id="16"/>
+    <w:bookmarkStart w:id="17" w:name="X79c31f70adb5a79f5a46aa440f26fe1c8fa00f5"/>
     <w:p>
       <w:pPr>
         <w:pStyle w:val="Heading2"/>
@@ -22691,8 +22641,8 @@
         </w:pict>
       </w:r>
     </w:p>
-    <w:bookmarkEnd w:id="20"/>
-    <w:bookmarkStart w:id="21" w:name="X67a980b7a93a55fee36fbec0e522dae455b2f20"/>
+    <w:bookmarkEnd w:id="17"/>
+    <w:bookmarkStart w:id="18" w:name="X67a980b7a93a55fee36fbec0e522dae455b2f20"/>
     <w:p>
       <w:pPr>
         <w:pStyle w:val="Heading2"/>
@@ -23673,8 +23623,8 @@
         </w:pict>
       </w:r>
     </w:p>
-    <w:bookmarkEnd w:id="21"/>
-    <w:bookmarkStart w:id="28" w:name="X13388ea8667f14a0bdcd988c599c0e8827e9aa1"/>
+    <w:bookmarkEnd w:id="18"/>
+    <w:bookmarkStart w:id="25" w:name="X13388ea8667f14a0bdcd988c599c0e8827e9aa1"/>
     <w:p>
       <w:pPr>
         <w:pStyle w:val="Heading2"/>
@@ -23691,7 +23641,7 @@
         <w:t xml:space="preserve">Each task follows the SAME template. The implementer creates 4 files per serving flavor (3 for CLI-only) following this skeleton.</w:t>
       </w:r>
     </w:p>
-    <w:bookmarkStart w:id="22" w:name="task-7-sherald"/>
+    <w:bookmarkStart w:id="19" w:name="task-7-sherald"/>
     <w:p>
       <w:pPr>
         <w:pStyle w:val="Heading3"/>
@@ -26669,8 +26619,8 @@
         <w:t xml:space="preserve">Co-Authored-By: Claude Opus 4.7 &lt;noreply@anthropic.com&gt;"</w:t>
       </w:r>
     </w:p>
-    <w:bookmarkEnd w:id="22"/>
-    <w:bookmarkStart w:id="23" w:name="task-8-cherald"/>
+    <w:bookmarkEnd w:id="19"/>
+    <w:bookmarkStart w:id="20" w:name="task-8-cherald"/>
     <w:p>
       <w:pPr>
         <w:pStyle w:val="Heading3"/>
@@ -26702,8 +26652,8 @@
         <w:t xml:space="preserve">501 stub (→ HRD-028).</w:t>
       </w:r>
     </w:p>
-    <w:bookmarkEnd w:id="23"/>
-    <w:bookmarkStart w:id="24" w:name="task-9-iherald"/>
+    <w:bookmarkEnd w:id="20"/>
+    <w:bookmarkStart w:id="21" w:name="task-9-iherald"/>
     <w:p>
       <w:pPr>
         <w:pStyle w:val="Heading3"/>
@@ -26735,8 +26685,8 @@
         <w:t xml:space="preserve">501 stub (→ HRD-024).</w:t>
       </w:r>
     </w:p>
-    <w:bookmarkEnd w:id="24"/>
-    <w:bookmarkStart w:id="25" w:name="task-10-bherald-cli-only--no-serve"/>
+    <w:bookmarkEnd w:id="21"/>
+    <w:bookmarkStart w:id="22" w:name="task-10-bherald-cli-only--no-serve"/>
     <w:p>
       <w:pPr>
         <w:pStyle w:val="Heading3"/>
@@ -26780,8 +26730,8 @@
         <w:t xml:space="preserve">. 3 §43 stubs (035 evidence-capture, 041 test-tier-verify, 045 gate-retest).</w:t>
       </w:r>
     </w:p>
-    <w:bookmarkEnd w:id="25"/>
-    <w:bookmarkStart w:id="26" w:name="task-11-rherald-cli-only"/>
+    <w:bookmarkEnd w:id="22"/>
+    <w:bookmarkStart w:id="23" w:name="task-11-rherald-cli-only"/>
     <w:p>
       <w:pPr>
         <w:pStyle w:val="Heading3"/>
@@ -26798,8 +26748,8 @@
         <w:t xml:space="preserve">Same as bherald. 3 §43 stubs (031 tag-mirror, 032 changelog-generate, 045 gate-retest).</w:t>
       </w:r>
     </w:p>
-    <w:bookmarkEnd w:id="26"/>
-    <w:bookmarkStart w:id="27" w:name="task-12-scherald-cli-only"/>
+    <w:bookmarkEnd w:id="23"/>
+    <w:bookmarkStart w:id="24" w:name="task-12-scherald-cli-only"/>
     <w:p>
       <w:pPr>
         <w:pStyle w:val="Heading3"/>
@@ -26846,9 +26796,9 @@
         </w:pict>
       </w:r>
     </w:p>
-    <w:bookmarkEnd w:id="27"/>
-    <w:bookmarkEnd w:id="28"/>
-    <w:bookmarkStart w:id="29" w:name="X171f180bcd3b30a126d541cc3e0e7cb80d8b734"/>
+    <w:bookmarkEnd w:id="24"/>
+    <w:bookmarkEnd w:id="25"/>
+    <w:bookmarkStart w:id="26" w:name="X171f180bcd3b30a126d541cc3e0e7cb80d8b734"/>
     <w:p>
       <w:pPr>
         <w:pStyle w:val="Heading2"/>
@@ -28162,8 +28112,8 @@
         </w:pict>
       </w:r>
     </w:p>
-    <w:bookmarkEnd w:id="29"/>
-    <w:bookmarkStart w:id="30" w:name="X866ec37d0fa3aa695acde94cd877ffc04386f55"/>
+    <w:bookmarkEnd w:id="26"/>
+    <w:bookmarkStart w:id="27" w:name="X866ec37d0fa3aa695acde94cd877ffc04386f55"/>
     <w:p>
       <w:pPr>
         <w:pStyle w:val="Heading2"/>
@@ -28857,8 +28807,8 @@
         </w:pict>
       </w:r>
     </w:p>
-    <w:bookmarkEnd w:id="30"/>
-    <w:bookmarkStart w:id="31" w:name="X1107d2a0d3eaecee309729a15dd321540871b5b"/>
+    <w:bookmarkEnd w:id="27"/>
+    <w:bookmarkStart w:id="28" w:name="X1107d2a0d3eaecee309729a15dd321540871b5b"/>
     <w:p>
       <w:pPr>
         <w:pStyle w:val="Heading2"/>
@@ -30182,8 +30132,8 @@
         </w:pict>
       </w:r>
     </w:p>
-    <w:bookmarkEnd w:id="31"/>
-    <w:bookmarkStart w:id="32" w:name="self-review"/>
+    <w:bookmarkEnd w:id="28"/>
+    <w:bookmarkStart w:id="29" w:name="self-review"/>
     <w:p>
       <w:pPr>
         <w:pStyle w:val="Heading2"/>
@@ -30575,8 +30525,8 @@
         </w:pict>
       </w:r>
     </w:p>
-    <w:bookmarkEnd w:id="32"/>
-    <w:bookmarkStart w:id="33" w:name="execution-handoff"/>
+    <w:bookmarkEnd w:id="29"/>
+    <w:bookmarkStart w:id="30" w:name="execution-handoff"/>
     <w:p>
       <w:pPr>
         <w:pStyle w:val="Heading2"/>
@@ -30648,8 +30598,8 @@
         <w:t xml:space="preserve">to dispatch task subagents.</w:t>
       </w:r>
     </w:p>
-    <w:bookmarkEnd w:id="33"/>
-    <w:bookmarkEnd w:id="34"/>
+    <w:bookmarkEnd w:id="30"/>
+    <w:bookmarkEnd w:id="31"/>
     <w:sectPr>
       <w:footnotePr>
         <w:numRestart w:val="eachSect"/>
